--- a/pages/palestras/assets/copel/kit-ia-na-pratica/conselho/proposta-b-medicao-inteligente.docx
+++ b/pages/palestras/assets/copel/kit-ia-na-pratica/conselho/proposta-b-medicao-inteligente.docx
@@ -2,14 +2,6 @@
 <file path=word/document.xml><?xml version="1.0" encoding="utf-8"?>
 <w:document xmlns:w="http://schemas.openxmlformats.org/wordprocessingml/2006/main" xmlns:m="http://schemas.openxmlformats.org/officeDocument/2006/math" xmlns:r="http://schemas.openxmlformats.org/officeDocument/2006/relationships" xmlns:o="urn:schemas-microsoft-com:office:office" xmlns:v="urn:schemas-microsoft-com:vml" xmlns:w10="urn:schemas-microsoft-com:office:word" xmlns:a="http://schemas.openxmlformats.org/drawingml/2006/main" xmlns:pic="http://schemas.openxmlformats.org/drawingml/2006/picture" xmlns:wp="http://schemas.openxmlformats.org/drawingml/2006/wordprocessingDrawing">
   <w:body>
-    <w:p>
-      <w:pPr>
-        <w:pStyle w:val="Title"/>
-      </w:pPr>
-      <w:r>
-        <w:t xml:space="preserve">Proposta PRJ-2026-021</w:t>
-      </w:r>
-    </w:p>
     <w:bookmarkStart w:id="19" w:name="X16ca12deadb419e8285fc083b226ecd4632a83f"/>
     <w:p>
       <w:pPr>
@@ -2038,7 +2030,17 @@
     <w:link w:val="VerbatimChar"/>
     <w:pPr>
       <w:wordWrap w:val="off"/>
+      <w:pBdr>
+        <w:top w:val="single" w:sz="4" w:space="6" w:color="A6A6A6"/>
+        <w:left w:val="single" w:sz="4" w:space="6" w:color="A6A6A6"/>
+        <w:bottom w:val="single" w:sz="4" w:space="6" w:color="A6A6A6"/>
+        <w:right w:val="single" w:sz="4" w:space="6" w:color="A6A6A6"/>
+      </w:pBdr>
+      <w:shd w:val="clear" w:color="auto" w:fill="EDEDED"/>
     </w:pPr>
+    <w:rPr>
+      <w:sz w:val="20"/>
+    </w:rPr>
   </w:style>
   <w:style w:type="character" w:customStyle="1" w:styleId="KeywordTok">
     <w:name w:val="KeywordTok"/>
